--- a/templates/TSTT-2.docx
+++ b/templates/TSTT-2.docx
@@ -14,12 +14,6 @@
         <w:gridCol w:w="5245"/>
       </w:tblGrid>
       <w:tr>
-        <w:tblPrEx>
-          <w:tblCellMar>
-            <w:top w:w="0" w:type="dxa"/>
-            <w:bottom w:w="0" w:type="dxa"/>
-          </w:tblCellMar>
-        </w:tblPrEx>
         <w:trPr>
           <w:trHeight w:val="628"/>
         </w:trPr>
@@ -161,12 +155,6 @@
         </w:tc>
       </w:tr>
       <w:tr>
-        <w:tblPrEx>
-          <w:tblCellMar>
-            <w:top w:w="0" w:type="dxa"/>
-            <w:bottom w:w="0" w:type="dxa"/>
-          </w:tblCellMar>
-        </w:tblPrEx>
         <w:tc>
           <w:tcPr>
             <w:tcW w:w="4395" w:type="dxa"/>
@@ -935,81 +923,31 @@
           <w:szCs w:val="26"/>
           <w:lang w:val="vi-VN"/>
         </w:rPr>
-        <w:t xml:space="preserve">Điện lực khuyến nghị </w:t>
-      </w:r>
-      <w:r>
-        <w:rPr>
-          <w:sz w:val="26"/>
-          <w:szCs w:val="26"/>
-          <w:lang w:val="vi-VN"/>
-        </w:rPr>
-        <w:t>Chủ đầu tư</w:t>
-      </w:r>
-      <w:r>
-        <w:rPr>
-          <w:sz w:val="26"/>
-          <w:szCs w:val="26"/>
-          <w:lang w:val="vi-VN"/>
-        </w:rPr>
-        <w:t xml:space="preserve"> tính toán công suất lắp đặt phù hợp với nhu cầu phụ tải thực tế. Công suất lắp đặt không được vượt quá </w:t>
-      </w:r>
-      <w:r>
-        <w:rPr>
-          <w:sz w:val="26"/>
-          <w:szCs w:val="26"/>
-          <w:lang w:val="vi-VN"/>
-        </w:rPr>
-        <w:t>công suất hiện hữu</w:t>
-      </w:r>
-      <w:r>
-        <w:rPr>
-          <w:sz w:val="26"/>
-          <w:szCs w:val="26"/>
-          <w:lang w:val="vi-VN"/>
-        </w:rPr>
-        <w:t xml:space="preserve"> </w:t>
-      </w:r>
-      <w:r>
-        <w:rPr>
-          <w:sz w:val="26"/>
-          <w:szCs w:val="26"/>
-          <w:lang w:val="vi-VN"/>
-        </w:rPr>
-        <w:t>hệ thống điện của chủ đầu tư đang sử dụng là</w:t>
-      </w:r>
-      <w:r>
-        <w:rPr>
-          <w:color w:val="000099"/>
-          <w:sz w:val="26"/>
-          <w:szCs w:val="26"/>
-          <w:lang w:val="vi-VN"/>
-        </w:rPr>
-        <w:t xml:space="preserve"> </w:t>
-      </w:r>
-      <w:r>
-        <w:rPr>
-          <w:color w:val="000099"/>
-          <w:sz w:val="26"/>
-          <w:szCs w:val="26"/>
-          <w:lang w:val="vi-VN"/>
-        </w:rPr>
-        <w:t>{Pmax}</w:t>
-      </w:r>
-      <w:r>
-        <w:rPr>
-          <w:sz w:val="26"/>
-          <w:szCs w:val="26"/>
-          <w:lang w:val="vi-VN"/>
-        </w:rPr>
-        <w:t xml:space="preserve"> </w:t>
-      </w:r>
-      <w:r>
-        <w:rPr>
-          <w:sz w:val="26"/>
-          <w:szCs w:val="26"/>
-          <w:lang w:val="vi-VN"/>
-        </w:rPr>
-        <w:t>kW</w:t>
+        <w:t>Điện lực khuyến nghị Chủ đầu tư tính toán công suất lắp đặt phù hợp với nhu cầu phụ tải thực t</w:t>
+      </w:r>
+      <w:r>
+        <w:rPr>
+          <w:sz w:val="26"/>
+          <w:szCs w:val="26"/>
+          <w:lang w:val="vi-VN"/>
+        </w:rPr>
+        <w:t>ế và không vượt quá công suất Quý chủ đầu tư</w:t>
+      </w:r>
+      <w:r>
+        <w:rPr>
+          <w:sz w:val="26"/>
+          <w:szCs w:val="26"/>
+          <w:lang w:val="vi-VN"/>
+        </w:rPr>
+        <w:t xml:space="preserve"> đăng ký như nội dung</w:t>
+      </w:r>
+      <w:r>
+        <w:rPr>
+          <w:sz w:val="26"/>
+          <w:szCs w:val="26"/>
+          <w:lang w:val="vi-VN"/>
+        </w:rPr>
+        <w:t xml:space="preserve"> đã thông báo</w:t>
       </w:r>
       <w:r>
         <w:rPr>
@@ -1476,12 +1414,6 @@
         <w:gridCol w:w="5026"/>
       </w:tblGrid>
       <w:tr>
-        <w:tblPrEx>
-          <w:tblCellMar>
-            <w:top w:w="0" w:type="dxa"/>
-            <w:bottom w:w="0" w:type="dxa"/>
-          </w:tblCellMar>
-        </w:tblPrEx>
         <w:tc>
           <w:tcPr>
             <w:tcW w:w="4575" w:type="dxa"/>
@@ -1603,34 +1535,27 @@
               <w:spacing w:after="0"/>
               <w:rPr>
                 <w:sz w:val="22"/>
-                <w:lang w:val="en-US" w:eastAsia="en-US"/>
+                <w:lang w:val="vi-VN" w:eastAsia="en-US"/>
               </w:rPr>
             </w:pPr>
             <w:r>
               <w:rPr>
                 <w:sz w:val="22"/>
-                <w:lang w:val="en-US" w:eastAsia="en-US"/>
-              </w:rPr>
-              <w:t>- Tổ</w:t>
+                <w:lang w:val="vi-VN" w:eastAsia="en-US"/>
+              </w:rPr>
+              <w:t>- Tổ Kỹ thuật (</w:t>
             </w:r>
             <w:r>
               <w:rPr>
                 <w:sz w:val="22"/>
-                <w:lang w:val="en-US" w:eastAsia="en-US"/>
-              </w:rPr>
-              <w:t xml:space="preserve"> Kỹ thuật (</w:t>
+                <w:lang w:val="vi-VN" w:eastAsia="en-US"/>
+              </w:rPr>
+              <w:t>phối hợp</w:t>
             </w:r>
             <w:r>
               <w:rPr>
                 <w:sz w:val="22"/>
-                <w:lang w:val="en-US" w:eastAsia="en-US"/>
-              </w:rPr>
-              <w:t>phối hợp</w:t>
-            </w:r>
-            <w:r>
-              <w:rPr>
-                <w:sz w:val="22"/>
-                <w:lang w:val="en-US" w:eastAsia="en-US"/>
+                <w:lang w:val="vi-VN" w:eastAsia="en-US"/>
               </w:rPr>
               <w:t>);</w:t>
             </w:r>
@@ -1758,12 +1683,6 @@
         </w:tc>
       </w:tr>
       <w:tr>
-        <w:tblPrEx>
-          <w:tblCellMar>
-            <w:top w:w="0" w:type="dxa"/>
-            <w:bottom w:w="0" w:type="dxa"/>
-          </w:tblCellMar>
-        </w:tblPrEx>
         <w:tc>
           <w:tcPr>
             <w:tcW w:w="4575" w:type="dxa"/>
@@ -3297,6 +3216,50 @@
     <w:lsdException w:name="Subtitle" w:qFormat="1"/>
     <w:lsdException w:name="Strong" w:qFormat="1"/>
     <w:lsdException w:name="Emphasis" w:qFormat="1"/>
+    <w:lsdException w:name="Normal Table" w:semiHidden="1" w:unhideWhenUsed="1"/>
+    <w:lsdException w:name="Table Simple 1" w:semiHidden="1" w:unhideWhenUsed="1"/>
+    <w:lsdException w:name="Table Simple 2" w:semiHidden="1" w:unhideWhenUsed="1"/>
+    <w:lsdException w:name="Table Simple 3" w:semiHidden="1" w:unhideWhenUsed="1"/>
+    <w:lsdException w:name="Table Classic 1" w:semiHidden="1" w:unhideWhenUsed="1"/>
+    <w:lsdException w:name="Table Classic 2" w:semiHidden="1" w:unhideWhenUsed="1"/>
+    <w:lsdException w:name="Table Classic 3" w:semiHidden="1" w:unhideWhenUsed="1"/>
+    <w:lsdException w:name="Table Classic 4" w:semiHidden="1" w:unhideWhenUsed="1"/>
+    <w:lsdException w:name="Table Colorful 1" w:semiHidden="1" w:unhideWhenUsed="1"/>
+    <w:lsdException w:name="Table Colorful 2" w:semiHidden="1" w:unhideWhenUsed="1"/>
+    <w:lsdException w:name="Table Colorful 3" w:semiHidden="1" w:unhideWhenUsed="1"/>
+    <w:lsdException w:name="Table Columns 1" w:semiHidden="1" w:unhideWhenUsed="1"/>
+    <w:lsdException w:name="Table Columns 2" w:semiHidden="1" w:unhideWhenUsed="1"/>
+    <w:lsdException w:name="Table Columns 3" w:semiHidden="1" w:unhideWhenUsed="1"/>
+    <w:lsdException w:name="Table Columns 4" w:semiHidden="1" w:unhideWhenUsed="1"/>
+    <w:lsdException w:name="Table Columns 5" w:semiHidden="1" w:unhideWhenUsed="1"/>
+    <w:lsdException w:name="Table Grid 1" w:semiHidden="1" w:unhideWhenUsed="1"/>
+    <w:lsdException w:name="Table Grid 2" w:semiHidden="1" w:unhideWhenUsed="1"/>
+    <w:lsdException w:name="Table Grid 3" w:semiHidden="1" w:unhideWhenUsed="1"/>
+    <w:lsdException w:name="Table Grid 4" w:semiHidden="1" w:unhideWhenUsed="1"/>
+    <w:lsdException w:name="Table Grid 5" w:semiHidden="1" w:unhideWhenUsed="1"/>
+    <w:lsdException w:name="Table Grid 6" w:semiHidden="1" w:unhideWhenUsed="1"/>
+    <w:lsdException w:name="Table Grid 7" w:semiHidden="1" w:unhideWhenUsed="1"/>
+    <w:lsdException w:name="Table Grid 8" w:semiHidden="1" w:unhideWhenUsed="1"/>
+    <w:lsdException w:name="Table List 1" w:semiHidden="1" w:unhideWhenUsed="1"/>
+    <w:lsdException w:name="Table List 2" w:semiHidden="1" w:unhideWhenUsed="1"/>
+    <w:lsdException w:name="Table List 3" w:semiHidden="1" w:unhideWhenUsed="1"/>
+    <w:lsdException w:name="Table List 4" w:semiHidden="1" w:unhideWhenUsed="1"/>
+    <w:lsdException w:name="Table List 5" w:semiHidden="1" w:unhideWhenUsed="1"/>
+    <w:lsdException w:name="Table List 6" w:semiHidden="1" w:unhideWhenUsed="1"/>
+    <w:lsdException w:name="Table List 7" w:semiHidden="1" w:unhideWhenUsed="1"/>
+    <w:lsdException w:name="Table List 8" w:semiHidden="1" w:unhideWhenUsed="1"/>
+    <w:lsdException w:name="Table 3D effects 1" w:semiHidden="1" w:unhideWhenUsed="1"/>
+    <w:lsdException w:name="Table 3D effects 2" w:semiHidden="1" w:unhideWhenUsed="1"/>
+    <w:lsdException w:name="Table 3D effects 3" w:semiHidden="1" w:unhideWhenUsed="1"/>
+    <w:lsdException w:name="Table Contemporary" w:semiHidden="1" w:unhideWhenUsed="1"/>
+    <w:lsdException w:name="Table Elegant" w:semiHidden="1" w:unhideWhenUsed="1"/>
+    <w:lsdException w:name="Table Professional" w:semiHidden="1" w:unhideWhenUsed="1"/>
+    <w:lsdException w:name="Table Subtle 1" w:semiHidden="1" w:unhideWhenUsed="1"/>
+    <w:lsdException w:name="Table Subtle 2" w:semiHidden="1" w:unhideWhenUsed="1"/>
+    <w:lsdException w:name="Table Web 1" w:semiHidden="1" w:unhideWhenUsed="1"/>
+    <w:lsdException w:name="Table Web 2" w:semiHidden="1" w:unhideWhenUsed="1"/>
+    <w:lsdException w:name="Table Web 3" w:semiHidden="1" w:unhideWhenUsed="1"/>
+    <w:lsdException w:name="Table Theme" w:semiHidden="1" w:unhideWhenUsed="1"/>
     <w:lsdException w:name="Placeholder Text" w:semiHidden="1" w:uiPriority="99"/>
     <w:lsdException w:name="No Spacing" w:uiPriority="1" w:qFormat="1"/>
     <w:lsdException w:name="Light Shading" w:uiPriority="60"/>
@@ -3565,11 +3528,15 @@
   </w:style>
   <w:style w:type="character" w:default="1" w:styleId="DefaultParagraphFont">
     <w:name w:val="Default Paragraph Font"/>
+    <w:uiPriority w:val="1"/>
     <w:semiHidden/>
+    <w:unhideWhenUsed/>
   </w:style>
   <w:style w:type="table" w:default="1" w:styleId="TableNormal">
     <w:name w:val="Normal Table"/>
+    <w:uiPriority w:val="99"/>
     <w:semiHidden/>
+    <w:unhideWhenUsed/>
     <w:tblPr>
       <w:tblInd w:w="0" w:type="dxa"/>
       <w:tblCellMar>
@@ -3582,7 +3549,9 @@
   </w:style>
   <w:style w:type="numbering" w:default="1" w:styleId="NoList">
     <w:name w:val="No List"/>
+    <w:uiPriority w:val="99"/>
     <w:semiHidden/>
+    <w:unhideWhenUsed/>
   </w:style>
   <w:style w:type="paragraph" w:styleId="BodyText">
     <w:name w:val="Body Text"/>
@@ -3661,7 +3630,7 @@
     </w:rPr>
   </w:style>
   <w:style w:type="paragraph" w:customStyle="1" w:styleId="CharCharChar1CharCharCharChar">
-    <w:name w:val=" Char Char Char1 Char Char Char Char"/>
+    <w:name w:val="Char Char Char1 Char Char Char Char"/>
     <w:basedOn w:val="Normal"/>
     <w:rsid w:val="008C129E"/>
     <w:pPr>
